--- a/lib/templates/resume-template.docx
+++ b/lib/templates/resume-template.docx
@@ -38,8 +38,8 @@
                 <w:b/>
                 <w:bCs/>
                 <w:color w:val="4874CB"/>
-                <w:sz w:val="44"/>
-                <w:szCs w:val="44"/>
+                <w:sz w:val="36"/>
+                <w:szCs w:val="36"/>
               </w:rPr>
               <w:t xml:space="preserve">{#basics}{name}{/basics}</w:t>
             </w:r>
@@ -62,8 +62,8 @@
                 <w:b/>
                 <w:bCs/>
                 <w:color w:val="4874CB"/>
-                <w:sz w:val="24"/>
-                <w:szCs w:val="24"/>
+                <w:sz w:val="20"/>
+                <w:szCs w:val="20"/>
               </w:rPr>
               <w:t xml:space="preserve">{#basics}{#label}求职意向：{label}{/label}{/basics}</w:t>
             </w:r>
@@ -125,8 +125,8 @@
                 <w:b/>
                 <w:bCs/>
                 <w:color w:val="595959"/>
-                <w:sz w:val="22"/>
-                <w:szCs w:val="22"/>
+                <w:sz w:val="20"/>
+                <w:szCs w:val="20"/>
               </w:rPr>
               <w:t xml:space="preserve">{#basics}{#birthday}生日：{birthday}{/birthday}    {#yearsOfExperience}工作经验：{yearsOfExperience}{/yearsOfExperience}{/basics}</w:t>
             </w:r>
@@ -188,8 +188,8 @@
                 <w:b/>
                 <w:bCs/>
                 <w:color w:val="595959"/>
-                <w:sz w:val="22"/>
-                <w:szCs w:val="22"/>
+                <w:sz w:val="20"/>
+                <w:szCs w:val="20"/>
               </w:rPr>
               <w:t xml:space="preserve">{#basics}{#hometown}籍贯：{hometown}{/hometown}    {#location}{#city}现居：{city}{/city}{/location}{/basics}</w:t>
             </w:r>
@@ -251,8 +251,8 @@
                 <w:b/>
                 <w:bCs/>
                 <w:color w:val="595959"/>
-                <w:sz w:val="22"/>
-                <w:szCs w:val="22"/>
+                <w:sz w:val="20"/>
+                <w:szCs w:val="20"/>
               </w:rPr>
               <w:t xml:space="preserve">{#basics}{#phone}手机：{phone}{/phone}    {#email}邮箱：{email}{/email}{/basics}</w:t>
             </w:r>
@@ -318,8 +318,8 @@
               <w:rPr>
                 <w:rFonts w:ascii="Microsoft YaHei" w:cs="Microsoft YaHei" w:eastAsia="Microsoft YaHei" w:hAnsi="Microsoft YaHei"/>
                 <w:color w:val="595959"/>
-                <w:sz w:val="22"/>
-                <w:szCs w:val="22"/>
+                <w:sz w:val="20"/>
+                <w:szCs w:val="20"/>
               </w:rPr>
               <w:t xml:space="preserve">{#hasEducation}</w:t>
             </w:r>
@@ -334,8 +334,8 @@
                 <w:b/>
                 <w:bCs/>
                 <w:color w:val="4874CB"/>
-                <w:sz w:val="28"/>
-                <w:szCs w:val="28"/>
+                <w:sz w:val="24"/>
+                <w:szCs w:val="24"/>
               </w:rPr>
               <w:t xml:space="preserve">教 育 背 景</w:t>
             </w:r>
@@ -395,8 +395,8 @@
                 <w:b/>
                 <w:bCs/>
                 <w:color w:val="3B3838"/>
-                <w:sz w:val="22"/>
-                <w:szCs w:val="22"/>
+                <w:sz w:val="20"/>
+                <w:szCs w:val="20"/>
               </w:rPr>
               <w:t xml:space="preserve">{#education}{startDate} - {endDate}</w:t>
             </w:r>
@@ -422,8 +422,8 @@
                 <w:b/>
                 <w:bCs/>
                 <w:color w:val="3B3838"/>
-                <w:sz w:val="22"/>
-                <w:szCs w:val="22"/>
+                <w:sz w:val="20"/>
+                <w:szCs w:val="20"/>
               </w:rPr>
               <w:t xml:space="preserve">{institution}</w:t>
             </w:r>
@@ -449,8 +449,8 @@
                 <w:b/>
                 <w:bCs/>
                 <w:color w:val="3B3838"/>
-                <w:sz w:val="22"/>
-                <w:szCs w:val="22"/>
+                <w:sz w:val="20"/>
+                <w:szCs w:val="20"/>
               </w:rPr>
               <w:t xml:space="preserve">{studyType} / {area}</w:t>
             </w:r>
@@ -477,8 +477,8 @@
               <w:rPr>
                 <w:rFonts w:ascii="Microsoft YaHei" w:cs="Microsoft YaHei" w:eastAsia="Microsoft YaHei" w:hAnsi="Microsoft YaHei"/>
                 <w:color w:val="595959"/>
-                <w:sz w:val="22"/>
-                <w:szCs w:val="22"/>
+                <w:sz w:val="20"/>
+                <w:szCs w:val="20"/>
               </w:rPr>
               <w:t xml:space="preserve">{#score}GPA / 排名：{score}{/score}</w:t>
             </w:r>
@@ -491,8 +491,8 @@
               <w:rPr>
                 <w:rFonts w:ascii="Microsoft YaHei" w:cs="Microsoft YaHei" w:eastAsia="Microsoft YaHei" w:hAnsi="Microsoft YaHei"/>
                 <w:color w:val="595959"/>
-                <w:sz w:val="22"/>
-                <w:szCs w:val="22"/>
+                <w:sz w:val="20"/>
+                <w:szCs w:val="20"/>
               </w:rPr>
               <w:t xml:space="preserve">{/education}</w:t>
             </w:r>
@@ -523,8 +523,8 @@
               <w:rPr>
                 <w:rFonts w:ascii="Microsoft YaHei" w:cs="Microsoft YaHei" w:eastAsia="Microsoft YaHei" w:hAnsi="Microsoft YaHei"/>
                 <w:color w:val="595959"/>
-                <w:sz w:val="22"/>
-                <w:szCs w:val="22"/>
+                <w:sz w:val="20"/>
+                <w:szCs w:val="20"/>
               </w:rPr>
               <w:t xml:space="preserve">{/hasEducation}</w:t>
             </w:r>
@@ -582,8 +582,8 @@
               <w:rPr>
                 <w:rFonts w:ascii="Microsoft YaHei" w:cs="Microsoft YaHei" w:eastAsia="Microsoft YaHei" w:hAnsi="Microsoft YaHei"/>
                 <w:color w:val="595959"/>
-                <w:sz w:val="22"/>
-                <w:szCs w:val="22"/>
+                <w:sz w:val="20"/>
+                <w:szCs w:val="20"/>
               </w:rPr>
               <w:t xml:space="preserve">{#hasSummary}</w:t>
             </w:r>
@@ -598,8 +598,8 @@
                 <w:b/>
                 <w:bCs/>
                 <w:color w:val="4874CB"/>
-                <w:sz w:val="28"/>
-                <w:szCs w:val="28"/>
+                <w:sz w:val="24"/>
+                <w:szCs w:val="24"/>
               </w:rPr>
               <w:t xml:space="preserve">个 人 优 势 总 结</w:t>
             </w:r>
@@ -660,8 +660,8 @@
                 <w:b/>
                 <w:bCs/>
                 <w:color w:val="595959"/>
-                <w:sz w:val="22"/>
-                <w:szCs w:val="22"/>
+                <w:sz w:val="20"/>
+                <w:szCs w:val="20"/>
               </w:rPr>
               <w:t xml:space="preserve">{#basics}{#summary}{summary}{/summary}{/basics}</w:t>
             </w:r>
@@ -692,8 +692,8 @@
               <w:rPr>
                 <w:rFonts w:ascii="Microsoft YaHei" w:cs="Microsoft YaHei" w:eastAsia="Microsoft YaHei" w:hAnsi="Microsoft YaHei"/>
                 <w:color w:val="595959"/>
-                <w:sz w:val="22"/>
-                <w:szCs w:val="22"/>
+                <w:sz w:val="20"/>
+                <w:szCs w:val="20"/>
               </w:rPr>
               <w:t xml:space="preserve">{/hasSummary}</w:t>
             </w:r>
@@ -751,8 +751,8 @@
               <w:rPr>
                 <w:rFonts w:ascii="Microsoft YaHei" w:cs="Microsoft YaHei" w:eastAsia="Microsoft YaHei" w:hAnsi="Microsoft YaHei"/>
                 <w:color w:val="595959"/>
-                <w:sz w:val="22"/>
-                <w:szCs w:val="22"/>
+                <w:sz w:val="20"/>
+                <w:szCs w:val="20"/>
               </w:rPr>
               <w:t xml:space="preserve">{#hasWork}</w:t>
             </w:r>
@@ -767,8 +767,8 @@
                 <w:b/>
                 <w:bCs/>
                 <w:color w:val="4874CB"/>
-                <w:sz w:val="28"/>
-                <w:szCs w:val="28"/>
+                <w:sz w:val="24"/>
+                <w:szCs w:val="24"/>
               </w:rPr>
               <w:t xml:space="preserve">工 作 经 历</w:t>
             </w:r>
@@ -828,8 +828,8 @@
                 <w:b/>
                 <w:bCs/>
                 <w:color w:val="3B3838"/>
-                <w:sz w:val="22"/>
-                <w:szCs w:val="22"/>
+                <w:sz w:val="20"/>
+                <w:szCs w:val="20"/>
               </w:rPr>
               <w:t xml:space="preserve">{#work}{startDate} - {endDate}</w:t>
             </w:r>
@@ -855,8 +855,8 @@
                 <w:b/>
                 <w:bCs/>
                 <w:color w:val="3B3838"/>
-                <w:sz w:val="22"/>
-                <w:szCs w:val="22"/>
+                <w:sz w:val="20"/>
+                <w:szCs w:val="20"/>
               </w:rPr>
               <w:t xml:space="preserve">{name}</w:t>
             </w:r>
@@ -882,8 +882,8 @@
                 <w:b/>
                 <w:bCs/>
                 <w:color w:val="3B3838"/>
-                <w:sz w:val="22"/>
-                <w:szCs w:val="22"/>
+                <w:sz w:val="20"/>
+                <w:szCs w:val="20"/>
               </w:rPr>
               <w:t xml:space="preserve">{position}</w:t>
             </w:r>
@@ -912,8 +912,8 @@
                 <w:b/>
                 <w:bCs/>
                 <w:color w:val="595959"/>
-                <w:sz w:val="22"/>
-                <w:szCs w:val="22"/>
+                <w:sz w:val="20"/>
+                <w:szCs w:val="20"/>
               </w:rPr>
               <w:t xml:space="preserve">工作描述：</w:t>
             </w:r>
@@ -926,8 +926,8 @@
               <w:rPr>
                 <w:rFonts w:ascii="Microsoft YaHei" w:cs="Microsoft YaHei" w:eastAsia="Microsoft YaHei" w:hAnsi="Microsoft YaHei"/>
                 <w:color w:val="595959"/>
-                <w:sz w:val="22"/>
-                <w:szCs w:val="22"/>
+                <w:sz w:val="20"/>
+                <w:szCs w:val="20"/>
               </w:rPr>
               <w:t xml:space="preserve">{#highlights}</w:t>
             </w:r>
@@ -942,8 +942,8 @@
                 <w:b/>
                 <w:bCs/>
                 <w:color w:val="595959"/>
-                <w:sz w:val="22"/>
-                <w:szCs w:val="22"/>
+                <w:sz w:val="20"/>
+                <w:szCs w:val="20"/>
               </w:rPr>
               <w:t xml:space="preserve">{displayIndex}. {text}</w:t>
             </w:r>
@@ -956,8 +956,8 @@
               <w:rPr>
                 <w:rFonts w:ascii="Microsoft YaHei" w:cs="Microsoft YaHei" w:eastAsia="Microsoft YaHei" w:hAnsi="Microsoft YaHei"/>
                 <w:color w:val="595959"/>
-                <w:sz w:val="22"/>
-                <w:szCs w:val="22"/>
+                <w:sz w:val="20"/>
+                <w:szCs w:val="20"/>
               </w:rPr>
               <w:t xml:space="preserve">{/highlights}</w:t>
             </w:r>
@@ -970,8 +970,8 @@
               <w:rPr>
                 <w:rFonts w:ascii="Microsoft YaHei" w:cs="Microsoft YaHei" w:eastAsia="Microsoft YaHei" w:hAnsi="Microsoft YaHei"/>
                 <w:color w:val="595959"/>
-                <w:sz w:val="22"/>
-                <w:szCs w:val="22"/>
+                <w:sz w:val="20"/>
+                <w:szCs w:val="20"/>
               </w:rPr>
               <w:t xml:space="preserve">{/work}</w:t>
             </w:r>
@@ -1002,8 +1002,8 @@
               <w:rPr>
                 <w:rFonts w:ascii="Microsoft YaHei" w:cs="Microsoft YaHei" w:eastAsia="Microsoft YaHei" w:hAnsi="Microsoft YaHei"/>
                 <w:color w:val="595959"/>
-                <w:sz w:val="22"/>
-                <w:szCs w:val="22"/>
+                <w:sz w:val="20"/>
+                <w:szCs w:val="20"/>
               </w:rPr>
               <w:t xml:space="preserve">{/hasWork}</w:t>
             </w:r>
@@ -1061,8 +1061,8 @@
               <w:rPr>
                 <w:rFonts w:ascii="Microsoft YaHei" w:cs="Microsoft YaHei" w:eastAsia="Microsoft YaHei" w:hAnsi="Microsoft YaHei"/>
                 <w:color w:val="595959"/>
-                <w:sz w:val="22"/>
-                <w:szCs w:val="22"/>
+                <w:sz w:val="20"/>
+                <w:szCs w:val="20"/>
               </w:rPr>
               <w:t xml:space="preserve">{#hasProjects}</w:t>
             </w:r>
@@ -1077,8 +1077,8 @@
                 <w:b/>
                 <w:bCs/>
                 <w:color w:val="4874CB"/>
-                <w:sz w:val="28"/>
-                <w:szCs w:val="28"/>
+                <w:sz w:val="24"/>
+                <w:szCs w:val="24"/>
               </w:rPr>
               <w:t xml:space="preserve">项 目 经 验</w:t>
             </w:r>
@@ -1138,8 +1138,8 @@
                 <w:b/>
                 <w:bCs/>
                 <w:color w:val="3B3838"/>
-                <w:sz w:val="22"/>
-                <w:szCs w:val="22"/>
+                <w:sz w:val="20"/>
+                <w:szCs w:val="20"/>
               </w:rPr>
               <w:t xml:space="preserve">{#projects}{startDate} - {endDate}</w:t>
             </w:r>
@@ -1165,8 +1165,8 @@
                 <w:b/>
                 <w:bCs/>
                 <w:color w:val="3B3838"/>
-                <w:sz w:val="22"/>
-                <w:szCs w:val="22"/>
+                <w:sz w:val="20"/>
+                <w:szCs w:val="20"/>
               </w:rPr>
               <w:t xml:space="preserve">{name}</w:t>
             </w:r>
@@ -1192,8 +1192,8 @@
                 <w:b/>
                 <w:bCs/>
                 <w:color w:val="3B3838"/>
-                <w:sz w:val="22"/>
-                <w:szCs w:val="22"/>
+                <w:sz w:val="20"/>
+                <w:szCs w:val="20"/>
               </w:rPr>
               <w:t xml:space="preserve">{#roles}{.}/{/roles}</w:t>
             </w:r>
@@ -1222,8 +1222,8 @@
                 <w:b/>
                 <w:bCs/>
                 <w:color w:val="595959"/>
-                <w:sz w:val="22"/>
-                <w:szCs w:val="22"/>
+                <w:sz w:val="20"/>
+                <w:szCs w:val="20"/>
               </w:rPr>
               <w:t xml:space="preserve">{#description}{description}{/description}</w:t>
             </w:r>
@@ -1236,8 +1236,8 @@
               <w:rPr>
                 <w:rFonts w:ascii="Microsoft YaHei" w:cs="Microsoft YaHei" w:eastAsia="Microsoft YaHei" w:hAnsi="Microsoft YaHei"/>
                 <w:color w:val="595959"/>
-                <w:sz w:val="22"/>
-                <w:szCs w:val="22"/>
+                <w:sz w:val="20"/>
+                <w:szCs w:val="20"/>
               </w:rPr>
               <w:t xml:space="preserve">{#highlights}</w:t>
             </w:r>
@@ -1252,8 +1252,8 @@
                 <w:b/>
                 <w:bCs/>
                 <w:color w:val="595959"/>
-                <w:sz w:val="22"/>
-                <w:szCs w:val="22"/>
+                <w:sz w:val="20"/>
+                <w:szCs w:val="20"/>
               </w:rPr>
               <w:t xml:space="preserve">{displayIndex}. {text}</w:t>
             </w:r>
@@ -1266,8 +1266,8 @@
               <w:rPr>
                 <w:rFonts w:ascii="Microsoft YaHei" w:cs="Microsoft YaHei" w:eastAsia="Microsoft YaHei" w:hAnsi="Microsoft YaHei"/>
                 <w:color w:val="595959"/>
-                <w:sz w:val="22"/>
-                <w:szCs w:val="22"/>
+                <w:sz w:val="20"/>
+                <w:szCs w:val="20"/>
               </w:rPr>
               <w:t xml:space="preserve">{/highlights}</w:t>
             </w:r>
@@ -1280,8 +1280,8 @@
               <w:rPr>
                 <w:rFonts w:ascii="Microsoft YaHei" w:cs="Microsoft YaHei" w:eastAsia="Microsoft YaHei" w:hAnsi="Microsoft YaHei"/>
                 <w:color w:val="595959"/>
-                <w:sz w:val="22"/>
-                <w:szCs w:val="22"/>
+                <w:sz w:val="20"/>
+                <w:szCs w:val="20"/>
               </w:rPr>
               <w:t xml:space="preserve">{#keywords_str}关键词：{keywords_str}{/keywords_str}</w:t>
             </w:r>
@@ -1294,8 +1294,8 @@
               <w:rPr>
                 <w:rFonts w:ascii="Microsoft YaHei" w:cs="Microsoft YaHei" w:eastAsia="Microsoft YaHei" w:hAnsi="Microsoft YaHei"/>
                 <w:color w:val="595959"/>
-                <w:sz w:val="22"/>
-                <w:szCs w:val="22"/>
+                <w:sz w:val="20"/>
+                <w:szCs w:val="20"/>
               </w:rPr>
               <w:t xml:space="preserve">{/projects}</w:t>
             </w:r>
@@ -1326,8 +1326,8 @@
               <w:rPr>
                 <w:rFonts w:ascii="Microsoft YaHei" w:cs="Microsoft YaHei" w:eastAsia="Microsoft YaHei" w:hAnsi="Microsoft YaHei"/>
                 <w:color w:val="595959"/>
-                <w:sz w:val="22"/>
-                <w:szCs w:val="22"/>
+                <w:sz w:val="20"/>
+                <w:szCs w:val="20"/>
               </w:rPr>
               <w:t xml:space="preserve">{/hasProjects}</w:t>
             </w:r>
@@ -1385,8 +1385,8 @@
               <w:rPr>
                 <w:rFonts w:ascii="Microsoft YaHei" w:cs="Microsoft YaHei" w:eastAsia="Microsoft YaHei" w:hAnsi="Microsoft YaHei"/>
                 <w:color w:val="595959"/>
-                <w:sz w:val="22"/>
-                <w:szCs w:val="22"/>
+                <w:sz w:val="20"/>
+                <w:szCs w:val="20"/>
               </w:rPr>
               <w:t xml:space="preserve">{#hasSkills}</w:t>
             </w:r>
@@ -1401,8 +1401,8 @@
                 <w:b/>
                 <w:bCs/>
                 <w:color w:val="4874CB"/>
-                <w:sz w:val="28"/>
-                <w:szCs w:val="28"/>
+                <w:sz w:val="24"/>
+                <w:szCs w:val="24"/>
               </w:rPr>
               <w:t xml:space="preserve">专 业 技 能</w:t>
             </w:r>
@@ -1461,8 +1461,8 @@
               <w:rPr>
                 <w:rFonts w:ascii="Microsoft YaHei" w:cs="Microsoft YaHei" w:eastAsia="Microsoft YaHei" w:hAnsi="Microsoft YaHei"/>
                 <w:color w:val="595959"/>
-                <w:sz w:val="22"/>
-                <w:szCs w:val="22"/>
+                <w:sz w:val="20"/>
+                <w:szCs w:val="20"/>
               </w:rPr>
               <w:t xml:space="preserve">{#skills}</w:t>
             </w:r>
@@ -1475,8 +1475,8 @@
               <w:rPr>
                 <w:rFonts w:ascii="Microsoft YaHei" w:cs="Microsoft YaHei" w:eastAsia="Microsoft YaHei" w:hAnsi="Microsoft YaHei"/>
                 <w:color w:val="595959"/>
-                <w:sz w:val="22"/>
-                <w:szCs w:val="22"/>
+                <w:sz w:val="20"/>
+                <w:szCs w:val="20"/>
               </w:rPr>
               <w:t xml:space="preserve">{name}{level_str}{#keywords_str}：{keywords_str}{/keywords_str}</w:t>
             </w:r>
@@ -1489,8 +1489,8 @@
               <w:rPr>
                 <w:rFonts w:ascii="Microsoft YaHei" w:cs="Microsoft YaHei" w:eastAsia="Microsoft YaHei" w:hAnsi="Microsoft YaHei"/>
                 <w:color w:val="595959"/>
-                <w:sz w:val="22"/>
-                <w:szCs w:val="22"/>
+                <w:sz w:val="20"/>
+                <w:szCs w:val="20"/>
               </w:rPr>
               <w:t xml:space="preserve">{/skills}</w:t>
             </w:r>
@@ -1521,8 +1521,8 @@
               <w:rPr>
                 <w:rFonts w:ascii="Microsoft YaHei" w:cs="Microsoft YaHei" w:eastAsia="Microsoft YaHei" w:hAnsi="Microsoft YaHei"/>
                 <w:color w:val="595959"/>
-                <w:sz w:val="22"/>
-                <w:szCs w:val="22"/>
+                <w:sz w:val="20"/>
+                <w:szCs w:val="20"/>
               </w:rPr>
               <w:t xml:space="preserve">{/hasSkills}</w:t>
             </w:r>
@@ -1580,8 +1580,8 @@
               <w:rPr>
                 <w:rFonts w:ascii="Microsoft YaHei" w:cs="Microsoft YaHei" w:eastAsia="Microsoft YaHei" w:hAnsi="Microsoft YaHei"/>
                 <w:color w:val="595959"/>
-                <w:sz w:val="22"/>
-                <w:szCs w:val="22"/>
+                <w:sz w:val="20"/>
+                <w:szCs w:val="20"/>
               </w:rPr>
               <w:t xml:space="preserve">{#hasLanguages}</w:t>
             </w:r>
@@ -1596,8 +1596,8 @@
                 <w:b/>
                 <w:bCs/>
                 <w:color w:val="4874CB"/>
-                <w:sz w:val="28"/>
-                <w:szCs w:val="28"/>
+                <w:sz w:val="24"/>
+                <w:szCs w:val="24"/>
               </w:rPr>
               <w:t xml:space="preserve">语 言 能 力</w:t>
             </w:r>
@@ -1656,8 +1656,8 @@
               <w:rPr>
                 <w:rFonts w:ascii="Microsoft YaHei" w:cs="Microsoft YaHei" w:eastAsia="Microsoft YaHei" w:hAnsi="Microsoft YaHei"/>
                 <w:color w:val="595959"/>
-                <w:sz w:val="22"/>
-                <w:szCs w:val="22"/>
+                <w:sz w:val="20"/>
+                <w:szCs w:val="20"/>
               </w:rPr>
               <w:t xml:space="preserve">{#languages}{language}{#fluency}（{fluency}）{/fluency}    {/languages}</w:t>
             </w:r>
@@ -1688,8 +1688,8 @@
               <w:rPr>
                 <w:rFonts w:ascii="Microsoft YaHei" w:cs="Microsoft YaHei" w:eastAsia="Microsoft YaHei" w:hAnsi="Microsoft YaHei"/>
                 <w:color w:val="595959"/>
-                <w:sz w:val="22"/>
-                <w:szCs w:val="22"/>
+                <w:sz w:val="20"/>
+                <w:szCs w:val="20"/>
               </w:rPr>
               <w:t xml:space="preserve">{/hasLanguages}</w:t>
             </w:r>
@@ -1747,8 +1747,8 @@
               <w:rPr>
                 <w:rFonts w:ascii="Microsoft YaHei" w:cs="Microsoft YaHei" w:eastAsia="Microsoft YaHei" w:hAnsi="Microsoft YaHei"/>
                 <w:color w:val="595959"/>
-                <w:sz w:val="22"/>
-                <w:szCs w:val="22"/>
+                <w:sz w:val="20"/>
+                <w:szCs w:val="20"/>
               </w:rPr>
               <w:t xml:space="preserve">{#hasCertsOrAwards}</w:t>
             </w:r>
@@ -1763,8 +1763,8 @@
                 <w:b/>
                 <w:bCs/>
                 <w:color w:val="4874CB"/>
-                <w:sz w:val="28"/>
-                <w:szCs w:val="28"/>
+                <w:sz w:val="24"/>
+                <w:szCs w:val="24"/>
               </w:rPr>
               <w:t xml:space="preserve">证 书 荣 誉</w:t>
             </w:r>
@@ -1823,8 +1823,8 @@
               <w:rPr>
                 <w:rFonts w:ascii="Microsoft YaHei" w:cs="Microsoft YaHei" w:eastAsia="Microsoft YaHei" w:hAnsi="Microsoft YaHei"/>
                 <w:color w:val="595959"/>
-                <w:sz w:val="22"/>
-                <w:szCs w:val="22"/>
+                <w:sz w:val="20"/>
+                <w:szCs w:val="20"/>
               </w:rPr>
               <w:t xml:space="preserve">{#certifications}</w:t>
             </w:r>
@@ -1837,8 +1837,8 @@
               <w:rPr>
                 <w:rFonts w:ascii="Microsoft YaHei" w:cs="Microsoft YaHei" w:eastAsia="Microsoft YaHei" w:hAnsi="Microsoft YaHei"/>
                 <w:color w:val="595959"/>
-                <w:sz w:val="22"/>
-                <w:szCs w:val="22"/>
+                <w:sz w:val="20"/>
+                <w:szCs w:val="20"/>
               </w:rPr>
               <w:t xml:space="preserve">{name}{#tail}（{tail}）{/tail}</w:t>
             </w:r>
@@ -1851,8 +1851,8 @@
               <w:rPr>
                 <w:rFonts w:ascii="Microsoft YaHei" w:cs="Microsoft YaHei" w:eastAsia="Microsoft YaHei" w:hAnsi="Microsoft YaHei"/>
                 <w:color w:val="595959"/>
-                <w:sz w:val="22"/>
-                <w:szCs w:val="22"/>
+                <w:sz w:val="20"/>
+                <w:szCs w:val="20"/>
               </w:rPr>
               <w:t xml:space="preserve">{/certifications}</w:t>
             </w:r>
@@ -1865,8 +1865,8 @@
               <w:rPr>
                 <w:rFonts w:ascii="Microsoft YaHei" w:cs="Microsoft YaHei" w:eastAsia="Microsoft YaHei" w:hAnsi="Microsoft YaHei"/>
                 <w:color w:val="595959"/>
-                <w:sz w:val="22"/>
-                <w:szCs w:val="22"/>
+                <w:sz w:val="20"/>
+                <w:szCs w:val="20"/>
               </w:rPr>
               <w:t xml:space="preserve">{#awards}</w:t>
             </w:r>
@@ -1879,8 +1879,8 @@
               <w:rPr>
                 <w:rFonts w:ascii="Microsoft YaHei" w:cs="Microsoft YaHei" w:eastAsia="Microsoft YaHei" w:hAnsi="Microsoft YaHei"/>
                 <w:color w:val="595959"/>
-                <w:sz w:val="22"/>
-                <w:szCs w:val="22"/>
+                <w:sz w:val="20"/>
+                <w:szCs w:val="20"/>
               </w:rPr>
               <w:t xml:space="preserve">{title}{#tail}（{tail}）{/tail}</w:t>
             </w:r>
@@ -1893,8 +1893,8 @@
               <w:rPr>
                 <w:rFonts w:ascii="Microsoft YaHei" w:cs="Microsoft YaHei" w:eastAsia="Microsoft YaHei" w:hAnsi="Microsoft YaHei"/>
                 <w:color w:val="595959"/>
-                <w:sz w:val="22"/>
-                <w:szCs w:val="22"/>
+                <w:sz w:val="20"/>
+                <w:szCs w:val="20"/>
               </w:rPr>
               <w:t xml:space="preserve">{/awards}</w:t>
             </w:r>
@@ -1925,8 +1925,8 @@
               <w:rPr>
                 <w:rFonts w:ascii="Microsoft YaHei" w:cs="Microsoft YaHei" w:eastAsia="Microsoft YaHei" w:hAnsi="Microsoft YaHei"/>
                 <w:color w:val="595959"/>
-                <w:sz w:val="22"/>
-                <w:szCs w:val="22"/>
+                <w:sz w:val="20"/>
+                <w:szCs w:val="20"/>
               </w:rPr>
               <w:t xml:space="preserve">{/hasCertsOrAwards}</w:t>
             </w:r>
@@ -1984,8 +1984,8 @@
               <w:rPr>
                 <w:rFonts w:ascii="Microsoft YaHei" w:cs="Microsoft YaHei" w:eastAsia="Microsoft YaHei" w:hAnsi="Microsoft YaHei"/>
                 <w:color w:val="595959"/>
-                <w:sz w:val="22"/>
-                <w:szCs w:val="22"/>
+                <w:sz w:val="20"/>
+                <w:szCs w:val="20"/>
               </w:rPr>
               <w:t xml:space="preserve">{#hasVolunteer}</w:t>
             </w:r>
@@ -2000,8 +2000,8 @@
                 <w:b/>
                 <w:bCs/>
                 <w:color w:val="4874CB"/>
-                <w:sz w:val="28"/>
-                <w:szCs w:val="28"/>
+                <w:sz w:val="24"/>
+                <w:szCs w:val="24"/>
               </w:rPr>
               <w:t xml:space="preserve">志 愿 者 经 历</w:t>
             </w:r>
@@ -2061,8 +2061,8 @@
                 <w:b/>
                 <w:bCs/>
                 <w:color w:val="3B3838"/>
-                <w:sz w:val="22"/>
-                <w:szCs w:val="22"/>
+                <w:sz w:val="20"/>
+                <w:szCs w:val="20"/>
               </w:rPr>
               <w:t xml:space="preserve">{#volunteer}{startDate} - {endDate}</w:t>
             </w:r>
@@ -2088,8 +2088,8 @@
                 <w:b/>
                 <w:bCs/>
                 <w:color w:val="3B3838"/>
-                <w:sz w:val="22"/>
-                <w:szCs w:val="22"/>
+                <w:sz w:val="20"/>
+                <w:szCs w:val="20"/>
               </w:rPr>
               <w:t xml:space="preserve">{organization}</w:t>
             </w:r>
@@ -2115,8 +2115,8 @@
                 <w:b/>
                 <w:bCs/>
                 <w:color w:val="3B3838"/>
-                <w:sz w:val="22"/>
-                <w:szCs w:val="22"/>
+                <w:sz w:val="20"/>
+                <w:szCs w:val="20"/>
               </w:rPr>
               <w:t xml:space="preserve">{position}</w:t>
             </w:r>
@@ -2145,8 +2145,8 @@
                 <w:b/>
                 <w:bCs/>
                 <w:color w:val="595959"/>
-                <w:sz w:val="22"/>
-                <w:szCs w:val="22"/>
+                <w:sz w:val="20"/>
+                <w:szCs w:val="20"/>
               </w:rPr>
               <w:t xml:space="preserve">{#summary}{summary}{/summary}</w:t>
             </w:r>
@@ -2159,8 +2159,8 @@
               <w:rPr>
                 <w:rFonts w:ascii="Microsoft YaHei" w:cs="Microsoft YaHei" w:eastAsia="Microsoft YaHei" w:hAnsi="Microsoft YaHei"/>
                 <w:color w:val="595959"/>
-                <w:sz w:val="22"/>
-                <w:szCs w:val="22"/>
+                <w:sz w:val="20"/>
+                <w:szCs w:val="20"/>
               </w:rPr>
               <w:t xml:space="preserve">{#highlights}</w:t>
             </w:r>
@@ -2175,8 +2175,8 @@
                 <w:b/>
                 <w:bCs/>
                 <w:color w:val="595959"/>
-                <w:sz w:val="22"/>
-                <w:szCs w:val="22"/>
+                <w:sz w:val="20"/>
+                <w:szCs w:val="20"/>
               </w:rPr>
               <w:t xml:space="preserve">{displayIndex}. {text}</w:t>
             </w:r>
@@ -2189,8 +2189,8 @@
               <w:rPr>
                 <w:rFonts w:ascii="Microsoft YaHei" w:cs="Microsoft YaHei" w:eastAsia="Microsoft YaHei" w:hAnsi="Microsoft YaHei"/>
                 <w:color w:val="595959"/>
-                <w:sz w:val="22"/>
-                <w:szCs w:val="22"/>
+                <w:sz w:val="20"/>
+                <w:szCs w:val="20"/>
               </w:rPr>
               <w:t xml:space="preserve">{/highlights}</w:t>
             </w:r>
@@ -2203,8 +2203,8 @@
               <w:rPr>
                 <w:rFonts w:ascii="Microsoft YaHei" w:cs="Microsoft YaHei" w:eastAsia="Microsoft YaHei" w:hAnsi="Microsoft YaHei"/>
                 <w:color w:val="595959"/>
-                <w:sz w:val="22"/>
-                <w:szCs w:val="22"/>
+                <w:sz w:val="20"/>
+                <w:szCs w:val="20"/>
               </w:rPr>
               <w:t xml:space="preserve">{/volunteer}</w:t>
             </w:r>
@@ -2235,8 +2235,8 @@
               <w:rPr>
                 <w:rFonts w:ascii="Microsoft YaHei" w:cs="Microsoft YaHei" w:eastAsia="Microsoft YaHei" w:hAnsi="Microsoft YaHei"/>
                 <w:color w:val="595959"/>
-                <w:sz w:val="22"/>
-                <w:szCs w:val="22"/>
+                <w:sz w:val="20"/>
+                <w:szCs w:val="20"/>
               </w:rPr>
               <w:t xml:space="preserve">{/hasVolunteer}</w:t>
             </w:r>
@@ -2465,8 +2465,8 @@
     <w:rPrDefault>
       <w:rPr>
         <w:rFonts w:ascii="Microsoft YaHei" w:cs="Microsoft YaHei" w:eastAsia="Microsoft YaHei" w:hAnsi="Microsoft YaHei"/>
-        <w:sz w:val="22"/>
-        <w:szCs w:val="22"/>
+        <w:sz w:val="20"/>
+        <w:szCs w:val="20"/>
       </w:rPr>
     </w:rPrDefault>
     <w:pPrDefault/>

--- a/lib/templates/resume-template.docx
+++ b/lib/templates/resume-template.docx
@@ -254,7 +254,23 @@
                 <w:sz w:val="20"/>
                 <w:szCs w:val="20"/>
               </w:rPr>
-              <w:t xml:space="preserve">{#basics}{#phone}手机：{phone}{/phone}    {#email}邮箱：{email}{/email}{/basics}</w:t>
+              <w:t xml:space="preserve">{#basics}{#phone}手机：{phone}{/phone}{/basics}</w:t>
+            </w:r>
+          </w:p>
+          <w:p>
+            <w:pPr>
+              <w:spacing w:after="40"/>
+            </w:pPr>
+            <w:r>
+              <w:rPr>
+                <w:rFonts w:ascii="Microsoft YaHei" w:cs="Microsoft YaHei" w:eastAsia="Microsoft YaHei" w:hAnsi="Microsoft YaHei"/>
+                <w:b/>
+                <w:bCs/>
+                <w:color w:val="595959"/>
+                <w:sz w:val="20"/>
+                <w:szCs w:val="20"/>
+              </w:rPr>
+              <w:t xml:space="preserve">{#basics}{#email}邮箱：{email}{/email}{/basics}</w:t>
             </w:r>
           </w:p>
         </w:tc>
